--- a/public/gallery/examples/product-manager/es/resume.docx
+++ b/public/gallery/examples/product-manager/es/resume.docx
@@ -66,7 +66,7 @@
         </w:rPr>
         <w:t xml:space="preserve">📧 </w:t>
       </w:r>
-      <w:hyperlink w:history="1" r:id="rIdku7w1rmgp3irzkppl4jzh">
+      <w:hyperlink w:history="1" r:id="rIdtb_gaytts8piqqcwmbsva">
         <w:r>
           <w:rPr>
             <w:sz w:val="18"/>
@@ -89,7 +89,7 @@
         </w:rPr>
         <w:t xml:space="preserve">🔗 </w:t>
       </w:r>
-      <w:hyperlink w:history="1" r:id="rId240o19svqdf4lnfggddw3">
+      <w:hyperlink w:history="1" r:id="rIdrfd4ixikqjfkczycwg50z">
         <w:r>
           <w:rPr>
             <w:sz w:val="18"/>
@@ -124,7 +124,7 @@
         <w:spacing w:after="200" w:line="276"/>
         <w:jc w:val="center"/>
       </w:pPr>
-      <w:hyperlink w:history="1" r:id="rIdezb3ysrd67jvwvcbpyajc">
+      <w:hyperlink w:history="1" r:id="rIdkicy-ocjzpibvqlksqgbt">
         <w:r>
           <w:rPr>
             <w:sz w:val="18"/>
@@ -140,7 +140,7 @@
         </w:rPr>
         <w:t xml:space="preserve"> • </w:t>
       </w:r>
-      <w:hyperlink w:history="1" r:id="rIddeglpuzj-auy2rjpmtihh">
+      <w:hyperlink w:history="1" r:id="rIdfdgg-uqr-7dztkulsfhqq">
         <w:r>
           <w:rPr>
             <w:sz w:val="18"/>
@@ -226,7 +226,7 @@
         </w:rPr>
         <w:t xml:space="preserve">	</w:t>
       </w:r>
-      <w:hyperlink w:history="1" r:id="rIdzujrtrt_lrqj-lvpxldzf">
+      <w:hyperlink w:history="1" r:id="rIdn7wc6oyrbg_b7-ghouzyb">
         <w:r>
           <w:rPr>
             <w:sz w:val="18"/>
@@ -326,7 +326,7 @@
         </w:rPr>
         <w:t xml:space="preserve">	</w:t>
       </w:r>
-      <w:hyperlink w:history="1" r:id="rIdus6oojlgi6vkrb9g5b7_g">
+      <w:hyperlink w:history="1" r:id="rIdgwvsdtfj28vuw3eiwcedi">
         <w:r>
           <w:rPr>
             <w:sz w:val="18"/>
@@ -445,7 +445,7 @@
         </w:rPr>
         <w:t xml:space="preserve">	</w:t>
       </w:r>
-      <w:hyperlink w:history="1" r:id="rIdkptt5ahbdrnbfnq05v4x9">
+      <w:hyperlink w:history="1" r:id="rIds3os5241ei_sseifyhmbi">
         <w:r>
           <w:rPr>
             <w:sz w:val="18"/>
@@ -548,7 +548,7 @@
         </w:rPr>
         <w:t xml:space="preserve">	</w:t>
       </w:r>
-      <w:hyperlink w:history="1" r:id="rId3zm9ywrevw52snq5cs714">
+      <w:hyperlink w:history="1" r:id="rIdm5lct9uddk66cq86njtao">
         <w:r>
           <w:rPr>
             <w:sz w:val="18"/>
@@ -651,7 +651,7 @@
         </w:rPr>
         <w:t xml:space="preserve">	</w:t>
       </w:r>
-      <w:hyperlink w:history="1" r:id="rId90tc9jn3fvpszgrkyeqlo">
+      <w:hyperlink w:history="1" r:id="rIdnzcp7vrtt3od8qby6gyyf">
         <w:r>
           <w:rPr>
             <w:sz w:val="18"/>
@@ -1120,7 +1120,7 @@
         </w:rPr>
         <w:t xml:space="preserve">	</w:t>
       </w:r>
-      <w:hyperlink w:history="1" r:id="rIda0dyhb2zjczkv2fdtfm4h">
+      <w:hyperlink w:history="1" r:id="rIdn7rm0lxcyk-jwiunp-cl3">
         <w:r>
           <w:rPr>
             <w:sz w:val="18"/>
@@ -1186,7 +1186,7 @@
         </w:rPr>
         <w:t xml:space="preserve">	</w:t>
       </w:r>
-      <w:hyperlink w:history="1" r:id="rIdac72hhpsdi7sfciuna5rk">
+      <w:hyperlink w:history="1" r:id="rIdj6r16fxt5omdglwuvjgpd">
         <w:r>
           <w:rPr>
             <w:sz w:val="18"/>
@@ -1252,7 +1252,7 @@
         </w:rPr>
         <w:t xml:space="preserve">	</w:t>
       </w:r>
-      <w:hyperlink w:history="1" r:id="rIdj_i4epkp7v1bursc5n5jl">
+      <w:hyperlink w:history="1" r:id="rIdsoekdx1qynavli43ei_tu">
         <w:r>
           <w:rPr>
             <w:sz w:val="18"/>
@@ -1337,7 +1337,7 @@
         </w:rPr>
         <w:t xml:space="preserve">	</w:t>
       </w:r>
-      <w:hyperlink w:history="1" r:id="rIdilraovx-s4nnfjesmt6cl">
+      <w:hyperlink w:history="1" r:id="rIdo76o_1s2o3vt1hy3nyehd">
         <w:r>
           <w:rPr>
             <w:sz w:val="18"/>
@@ -1415,7 +1415,7 @@
         </w:rPr>
         <w:t xml:space="preserve">	</w:t>
       </w:r>
-      <w:hyperlink w:history="1" r:id="rIdquzulxev8yyudi2c6lk6w">
+      <w:hyperlink w:history="1" r:id="rIdo1sqhjjbkstkya2uljd78">
         <w:r>
           <w:rPr>
             <w:sz w:val="18"/>
@@ -1607,7 +1607,7 @@
         </w:rPr>
         <w:t xml:space="preserve">	</w:t>
       </w:r>
-      <w:hyperlink w:history="1" r:id="rIdk4v0utaa0vdv-hbgkkx1f">
+      <w:hyperlink w:history="1" r:id="rIdvqeota3gciu5clw-s153i">
         <w:r>
           <w:rPr>
             <w:sz w:val="18"/>
@@ -1708,7 +1708,7 @@
         </w:rPr>
         <w:t xml:space="preserve">	</w:t>
       </w:r>
-      <w:hyperlink w:history="1" r:id="rIdhxisareymfdcud0se_h7z">
+      <w:hyperlink w:history="1" r:id="rIdexo_afabpxio652np_yzq">
         <w:r>
           <w:rPr>
             <w:sz w:val="18"/>
@@ -1909,7 +1909,7 @@
         </w:rPr>
         <w:t xml:space="preserve">	</w:t>
       </w:r>
-      <w:hyperlink w:history="1" r:id="rId8xwpqaq_qbjuzced_ukiq">
+      <w:hyperlink w:history="1" r:id="rIdbcatj2ksbmlkkustdpk-p">
         <w:r>
           <w:rPr>
             <w:sz w:val="18"/>
